--- a/amidar-defense/כתב הגנה - עמידר נ׳ וונדימאגן - טיוטה להגשה.docx
+++ b/amidar-defense/כתב הגנה - עמידר נ׳ וונדימאגן - טיוטה להגשה.docx
@@ -4306,7 +4306,7 @@
           <w:szCs w:val="24"/>
           <w:rtl/>
         </w:rPr>
-        <w:t xml:space="preserve">ואשר לנטען בסעיף 20, הנתבעת מאמצת דווקא היא את האסמכתאות שהתובעת עצמה הביאה. אכן, כפי שנפסק לא אחת, הדיור הציבורי נועד לספק מענה למגורים לאוכלוסייה שידה אינה משגת לשאת בעלות הכלכלית של מגורים בשוק הפרטי. תכלית זו מכוונת אל הנתבעת, אשה שגורמי הרווחה המליצו בעניינה, ולא נגדה. אגב אורחא יוער, כי ההפניה שבסעיף 20 לכתב התביעה אל "עע"ם 6390/21 אלמון" מציינת את התאריך 16.1.2012, קרי כתשע שנים בטרם נפתח אותו הליך.</w:t>
+        <w:t xml:space="preserve">ואשר לנטען בסעיף 20, הנתבעת מאמצת דווקא היא את האסמכתאות שהתובעת עצמה הביאה. אכן, כפי שנפסק לא אחת, הדיור הציבורי נועד לספק מענה למגורים לאוכלוסייה שידה אינה משגת לשאת בעלות הכלכלית של מגורים בשוק הפרטי. תכלית זו מכוונת אל הנתבעת, אשה שמצוקת הדיור שלה מתועדת בפני גורמי הרווחה, ולא נגדה. אגב אורחא יוער, כי ההפניה שבסעיף 20 לכתב התביעה אל "עע"ם 6390/21 אלמון" מציינת את התאריך 16.1.2012, קרי כתשע שנים בטרם נפתח אותו הליך.</w:t>
       </w:r>
     </w:p>
     <w:p>
@@ -4737,7 +4737,7 @@
     <w:p>
       <w:pPr>
         <w:bidi/>
-        <w:spacing w:after="0" w:before="400" w:line="360" w:lineRule="auto"/>
+        <w:spacing w:after="0" w:before="220" w:line="360" w:lineRule="auto"/>
         <w:jc w:val="both"/>
       </w:pPr>
     </w:p>
@@ -4859,7 +4859,7 @@
           <w:szCs w:val="22"/>
           <w:rtl/>
         </w:rPr>
-        <w:t xml:space="preserve">בבית משפט השלום בפתח תקווה, ת"א ______ | עמידר, החברה הלאומית לשיכון בישראל בע"מ, ח.פ. 520017393 (התובעת) נגד טדילה וונדימאג'ן, ת.ז. 303214373 (הנתבעת). תובענה במסלול דיון מהיר. תצהיר ערוך לפי טופס 5 שבתוספת הראשונה לתקנות סדר הדין האזרחי, התשע"ט-2018.</w:t>
+        <w:t xml:space="preserve">בבית משפט השלום בפתח תקווה, ת"א ______ | עמידר, החברה הלאומית לשיכון בישראל בע"מ (התובעת) נגד טדילה וונדימאג'ן (הנתבעת) | תצהיר ערוך לפי טופס 5 שבתוספת הראשונה לתקנות סדר הדין האזרחי, התשע"ט-2018.</w:t>
       </w:r>
     </w:p>
     <w:p>
@@ -5040,7 +5040,7 @@
           <w:highlightCs w:val="yellow"/>
           <w:rtl/>
         </w:rPr>
-        <w:t xml:space="preserve">[להשלמת עוה"ד: להשלים את מועד תחילת המגורים המשותפים לאחר אימות מול הלקוחה, ולהתאימו לסעיף המקביל בכתב ההגנה. זהו היסוד העובדתי המרכזי להגדרת "דייר ממשיך" ואין להגיש את התצהיר בלעדיו.]</w:t>
+        <w:t xml:space="preserve">[להשלמה: מועד תחילת המגורים המשותפים, בהתאמה לסעיף 22 לכתב ההגנה. אין להגיש את התצהיר בלעדיו.]</w:t>
       </w:r>
     </w:p>
     <w:p>
@@ -5086,7 +5086,7 @@
           <w:szCs w:val="24"/>
           <w:rtl/>
         </w:rPr>
-        <w:t xml:space="preserve">להלן רשימת המסמכים הנוגעים לעניין הנדון, המצויים או שהיו מצויים ברשותי או בשליטתי, ואשר איתרתי לאחר חקירה ודרישה: קבלה-חשבונית עמידר מס' 9007915735 מיום 23.7.2024 (נספח א'); שובר עמידר מס' 9007925756 מיום 17.9.2024 (נספח ב'); אישור בנק יהב מיום 27.3.2025 (נספח ג'); מכתב פנייה נושא חותמת מרכז אלונים מיום 28.6.2013 (נספח ד'); בקשתי להקניית זכויות כדיירת ממשיכה על נספחיה (נספח ה').</w:t>
+        <w:t xml:space="preserve">רשימת המסמכים הנוגעים לעניין הנדון, המצויים או שהיו מצויים ברשותי או בשליטתי ואשר איתרתי לאחר חקירה ודרישה, היא נספחים א' עד ה' כמפורט ברשימת הנספחים שבכתב ההגנה.</w:t>
       </w:r>
     </w:p>
     <w:p>
@@ -5109,7 +5109,7 @@
           <w:highlightCs w:val="yellow"/>
           <w:rtl/>
         </w:rPr>
-        <w:t xml:space="preserve">[להשלמת עוה"ד: יש להוסיף לרשימה כל מסמך נוסף המצוי בידי הנתבעת, ובכלל זה קבלות ואישורי תשלום נוספים, תכתובות מול עמידר, מסמכי רווחה, ומסמכים רפואיים מתקופת מחלת האב. מסמך שאינו מצוי עוד ברשותה, יש לפרט את הנסיבות הקשורות לכך.]</w:t>
+        <w:t xml:space="preserve">[להשלמה: להוסיף לרשימה כל מסמך נוסף בידי הנתבעת. ר' פירוט בצ'ק-ליסט שבפתח המסמך.]</w:t>
       </w:r>
     </w:p>
     <w:p>
@@ -5161,7 +5161,7 @@
     <w:p>
       <w:pPr>
         <w:bidi/>
-        <w:spacing w:after="0" w:before="340" w:line="360" w:lineRule="auto"/>
+        <w:spacing w:after="0" w:before="220" w:line="360" w:lineRule="auto"/>
         <w:jc w:val="both"/>
       </w:pPr>
     </w:p>
@@ -5250,7 +5250,7 @@
     <w:p>
       <w:pPr>
         <w:bidi/>
-        <w:spacing w:after="0" w:before="400" w:line="360" w:lineRule="auto"/>
+        <w:spacing w:after="0" w:before="220" w:line="360" w:lineRule="auto"/>
         <w:jc w:val="both"/>
       </w:pPr>
     </w:p>
